--- a/docu_thesis/_new_weeklyremarks/ACForm_Week07.docx
+++ b/docu_thesis/_new_weeklyremarks/ACForm_Week07.docx
@@ -797,6 +797,26 @@
               <w:t>Move documentation of script to another service.</w:t>
             </w:r>
           </w:p>
+          <w:p>
+            <w:pPr>
+              <w:pStyle w:val="ListParagraph"/>
+              <w:numPr>
+                <w:ilvl w:val="0"/>
+                <w:numId w:val="7"/>
+              </w:numPr>
+              <w:rPr>
+                <w:rFonts w:ascii="Verdana" w:hAnsi="Verdana"/>
+                <w:sz w:val="20"/>
+              </w:rPr>
+            </w:pPr>
+            <w:r>
+              <w:rPr>
+                <w:rFonts w:ascii="Verdana" w:hAnsi="Verdana"/>
+                <w:sz w:val="20"/>
+              </w:rPr>
+              <w:t>Inspection of coding progress</w:t>
+            </w:r>
+          </w:p>
         </w:tc>
       </w:tr>
       <w:tr>
@@ -1100,15 +1120,39 @@
                 <w:sz w:val="19"/>
                 <w:szCs w:val="19"/>
               </w:rPr>
-              <w:t>03/</w:t>
-            </w:r>
-            <w:r>
-              <w:rPr>
-                <w:rFonts w:ascii="Verdana" w:hAnsi="Verdana"/>
-                <w:sz w:val="19"/>
-                <w:szCs w:val="19"/>
-              </w:rPr>
-              <w:t>28/26</w:t>
+              <w:t>0</w:t>
+            </w:r>
+            <w:r>
+              <w:rPr>
+                <w:rFonts w:ascii="Verdana" w:hAnsi="Verdana"/>
+                <w:sz w:val="19"/>
+                <w:szCs w:val="19"/>
+              </w:rPr>
+              <w:t>4</w:t>
+            </w:r>
+            <w:r>
+              <w:rPr>
+                <w:rFonts w:ascii="Verdana" w:hAnsi="Verdana"/>
+                <w:sz w:val="19"/>
+                <w:szCs w:val="19"/>
+              </w:rPr>
+              <w:t>/</w:t>
+            </w:r>
+            <w:r>
+              <w:rPr>
+                <w:rFonts w:ascii="Verdana" w:hAnsi="Verdana"/>
+                <w:sz w:val="19"/>
+                <w:szCs w:val="19"/>
+              </w:rPr>
+              <w:t>11</w:t>
+            </w:r>
+            <w:r>
+              <w:rPr>
+                <w:rFonts w:ascii="Verdana" w:hAnsi="Verdana"/>
+                <w:sz w:val="19"/>
+                <w:szCs w:val="19"/>
+              </w:rPr>
+              <w:t>/26</w:t>
             </w:r>
           </w:p>
         </w:tc>
@@ -1234,15 +1278,31 @@
                 <w:sz w:val="19"/>
                 <w:szCs w:val="19"/>
               </w:rPr>
-              <w:t>03/</w:t>
-            </w:r>
-            <w:r>
-              <w:rPr>
-                <w:rFonts w:ascii="Verdana" w:hAnsi="Verdana"/>
-                <w:sz w:val="19"/>
-                <w:szCs w:val="19"/>
-              </w:rPr>
-              <w:t>28</w:t>
+              <w:t>0</w:t>
+            </w:r>
+            <w:r>
+              <w:rPr>
+                <w:rFonts w:ascii="Verdana" w:hAnsi="Verdana"/>
+                <w:sz w:val="19"/>
+                <w:szCs w:val="19"/>
+              </w:rPr>
+              <w:t>4</w:t>
+            </w:r>
+            <w:r>
+              <w:rPr>
+                <w:rFonts w:ascii="Verdana" w:hAnsi="Verdana"/>
+                <w:sz w:val="19"/>
+                <w:szCs w:val="19"/>
+              </w:rPr>
+              <w:t>/</w:t>
+            </w:r>
+            <w:r>
+              <w:rPr>
+                <w:rFonts w:ascii="Verdana" w:hAnsi="Verdana"/>
+                <w:sz w:val="19"/>
+                <w:szCs w:val="19"/>
+              </w:rPr>
+              <w:t>11</w:t>
             </w:r>
             <w:r>
               <w:rPr>
